--- a/docs/presentazione_demo.docx
+++ b/docs/presentazione_demo.docx
@@ -40,6 +40,21 @@
     <w:p>
       <w:r>
         <w:t>"Abbiamo realizzato un backend documentale per una media impresa, con upload controllato, ricerca full-text, gestione metadati, autenticazione e una funzionalita' AI di classificazione."</w:t>
+      </w:r>
+    </w:p>
+    <w:p/>
+    <w:p>
+      <w:r>
+        <w:t>Immagine da inserire:</w:t>
+      </w:r>
+    </w:p>
+    <w:p/>
+    <w:p>
+      <w:pPr>
+        <w:pStyle w:val="ListBullet"/>
+      </w:pPr>
+      <w:r>
+        <w:t>logo del progetto oppure sfondo sobrio con icone documento, database e ricerca</w:t>
       </w:r>
     </w:p>
     <w:p/>
@@ -94,6 +109,21 @@
     <w:p>
       <w:r>
         <w:t>"Il problema di partenza era la dispersione documentale. L'obiettivo era costruire un sistema semplice ma credibile, adatto a un contesto aziendale reale."</w:t>
+      </w:r>
+    </w:p>
+    <w:p/>
+    <w:p>
+      <w:r>
+        <w:t>Immagine da inserire:</w:t>
+      </w:r>
+    </w:p>
+    <w:p/>
+    <w:p>
+      <w:pPr>
+        <w:pStyle w:val="ListBullet"/>
+      </w:pPr>
+      <w:r>
+        <w:t>schema con file dispersi tra cartelle di rete, email e desktop</w:t>
       </w:r>
     </w:p>
     <w:p/>
@@ -156,6 +186,21 @@
     </w:p>
     <w:p/>
     <w:p>
+      <w:r>
+        <w:t>Immagine da inserire:</w:t>
+      </w:r>
+    </w:p>
+    <w:p/>
+    <w:p>
+      <w:pPr>
+        <w:pStyle w:val="ListBullet"/>
+      </w:pPr>
+      <w:r>
+        <w:t>elenco visuale con icone per upload, database, ricerca e AI</w:t>
+      </w:r>
+    </w:p>
+    <w:p/>
+    <w:p>
       <w:pPr>
         <w:pStyle w:val="Heading2"/>
       </w:pPr>
@@ -206,6 +251,21 @@
     <w:p>
       <w:r>
         <w:t>"Abbiamo separato la persistenza dalla ricerca: MongoDB conserva il dato, Solr ottimizza la consultazione."</w:t>
+      </w:r>
+    </w:p>
+    <w:p/>
+    <w:p>
+      <w:r>
+        <w:t>Immagine da inserire:</w:t>
+      </w:r>
+    </w:p>
+    <w:p/>
+    <w:p>
+      <w:pPr>
+        <w:pStyle w:val="ListBullet"/>
+      </w:pPr>
+      <w:r>
+        <w:t>diagramma architetturale semplificato del sistema</w:t>
       </w:r>
     </w:p>
     <w:p/>
@@ -289,6 +349,21 @@
     </w:p>
     <w:p/>
     <w:p>
+      <w:r>
+        <w:t>Immagine da inserire:</w:t>
+      </w:r>
+    </w:p>
+    <w:p/>
+    <w:p>
+      <w:pPr>
+        <w:pStyle w:val="ListBullet"/>
+      </w:pPr>
+      <w:r>
+        <w:t>tabella sintetica delle collection MongoDB e dei campi Solr</w:t>
+      </w:r>
+    </w:p>
+    <w:p/>
+    <w:p>
       <w:pPr>
         <w:pStyle w:val="Heading2"/>
       </w:pPr>
@@ -337,6 +412,21 @@
     <w:p>
       <w:r>
         <w:t>"Abbiamo scelto la proposta AI piu' utile e implementabile nel tempo a disposizione: migliora i metadati e non blocca il flusso in caso di errore."</w:t>
+      </w:r>
+    </w:p>
+    <w:p/>
+    <w:p>
+      <w:r>
+        <w:t>Immagine da inserire:</w:t>
+      </w:r>
+    </w:p>
+    <w:p/>
+    <w:p>
+      <w:pPr>
+        <w:pStyle w:val="ListBullet"/>
+      </w:pPr>
+      <w:r>
+        <w:t>flowchart della classificazione AI oppure screenshot JSON con `category` e `summary`</w:t>
       </w:r>
     </w:p>
     <w:p/>
@@ -397,6 +487,45 @@
     </w:p>
     <w:p/>
     <w:p>
+      <w:r>
+        <w:t>Immagini da inserire:</w:t>
+      </w:r>
+    </w:p>
+    <w:p/>
+    <w:p>
+      <w:pPr>
+        <w:pStyle w:val="ListBullet"/>
+      </w:pPr>
+      <w:r>
+        <w:t>screenshot login Swagger</w:t>
+      </w:r>
+    </w:p>
+    <w:p>
+      <w:pPr>
+        <w:pStyle w:val="ListBullet"/>
+      </w:pPr>
+      <w:r>
+        <w:t>screenshot upload riuscito</w:t>
+      </w:r>
+    </w:p>
+    <w:p>
+      <w:pPr>
+        <w:pStyle w:val="ListBullet"/>
+      </w:pPr>
+      <w:r>
+        <w:t>screenshot ricerca con snippet</w:t>
+      </w:r>
+    </w:p>
+    <w:p>
+      <w:pPr>
+        <w:pStyle w:val="ListBullet"/>
+      </w:pPr>
+      <w:r>
+        <w:t>screenshot dettaglio documento</w:t>
+      </w:r>
+    </w:p>
+    <w:p/>
+    <w:p>
       <w:pPr>
         <w:pStyle w:val="Heading2"/>
       </w:pPr>
@@ -435,6 +564,21 @@
       </w:pPr>
       <w:r>
         <w:t>suite di test unitaria e smoke test configurabile</w:t>
+      </w:r>
+    </w:p>
+    <w:p/>
+    <w:p>
+      <w:r>
+        <w:t>Immagine da inserire:</w:t>
+      </w:r>
+    </w:p>
+    <w:p/>
+    <w:p>
+      <w:pPr>
+        <w:pStyle w:val="ListBullet"/>
+      </w:pPr>
+      <w:r>
+        <w:t>screenshot output `py -m pytest`</w:t>
       </w:r>
     </w:p>
     <w:p/>
@@ -493,6 +637,21 @@
     </w:p>
     <w:p/>
     <w:p>
+      <w:r>
+        <w:t>Immagine da inserire:</w:t>
+      </w:r>
+    </w:p>
+    <w:p/>
+    <w:p>
+      <w:pPr>
+        <w:pStyle w:val="ListBullet"/>
+      </w:pPr>
+      <w:r>
+        <w:t>screenshot `/health` con `mongo:error` e `solr:ok`</w:t>
+      </w:r>
+    </w:p>
+    <w:p/>
+    <w:p>
       <w:pPr>
         <w:pStyle w:val="Heading2"/>
       </w:pPr>
@@ -539,6 +698,21 @@
       </w:pPr>
       <w:r>
         <w:t>riassunto contestuale in consultazione</w:t>
+      </w:r>
+    </w:p>
+    <w:p/>
+    <w:p>
+      <w:r>
+        <w:t>Immagine da inserire:</w:t>
+      </w:r>
+    </w:p>
+    <w:p/>
+    <w:p>
+      <w:pPr>
+        <w:pStyle w:val="ListBullet"/>
+      </w:pPr>
+      <w:r>
+        <w:t>roadmap semplice in tre colonne: attuale, prossimo passo, sviluppi futuri</w:t>
       </w:r>
     </w:p>
     <w:p/>

--- a/docs/presentazione_demo.docx
+++ b/docs/presentazione_demo.docx
@@ -563,7 +563,23 @@
         <w:pStyle w:val="ListBullet"/>
       </w:pPr>
       <w:r>
-        <w:t>suite di test unitaria e smoke test configurabile</w:t>
+        <w:t>suite di test unitaria</w:t>
+      </w:r>
+    </w:p>
+    <w:p>
+      <w:pPr>
+        <w:pStyle w:val="ListBullet"/>
+      </w:pPr>
+      <w:r>
+        <w:t>test di integrazione live</w:t>
+      </w:r>
+    </w:p>
+    <w:p>
+      <w:pPr>
+        <w:pStyle w:val="ListBullet"/>
+      </w:pPr>
+      <w:r>
+        <w:t>smoke test end-to-end</w:t>
       </w:r>
     </w:p>
     <w:p/>
@@ -596,7 +612,7 @@
         <w:pStyle w:val="ListBullet"/>
       </w:pPr>
       <w:r>
-        <w:t>applicazione avviabile</w:t>
+        <w:t>ambiente Docker locale verificato</w:t>
       </w:r>
     </w:p>
     <w:p>
@@ -604,7 +620,7 @@
         <w:pStyle w:val="ListBullet"/>
       </w:pPr>
       <w:r>
-        <w:t>Solr testato</w:t>
+        <w:t>`/health`: `mongo: ok`, `solr: ok`</w:t>
       </w:r>
     </w:p>
     <w:p>
@@ -612,7 +628,7 @@
         <w:pStyle w:val="ListBullet"/>
       </w:pPr>
       <w:r>
-        <w:t>AI fallback testata</w:t>
+        <w:t>login admin funzionante</w:t>
       </w:r>
     </w:p>
     <w:p>
@@ -620,7 +636,31 @@
         <w:pStyle w:val="ListBullet"/>
       </w:pPr>
       <w:r>
-        <w:t>MongoDB remoto bloccato da allowlist/firewall del provider</w:t>
+        <w:t>upload documento funzionante</w:t>
+      </w:r>
+    </w:p>
+    <w:p>
+      <w:pPr>
+        <w:pStyle w:val="ListBullet"/>
+      </w:pPr>
+      <w:r>
+        <w:t>ricerca full-text con snippet e score funzionante</w:t>
+      </w:r>
+    </w:p>
+    <w:p>
+      <w:pPr>
+        <w:pStyle w:val="ListBullet"/>
+      </w:pPr>
+      <w:r>
+        <w:t>dettaglio e download documento funzionanti</w:t>
+      </w:r>
+    </w:p>
+    <w:p>
+      <w:pPr>
+        <w:pStyle w:val="ListBullet"/>
+      </w:pPr>
+      <w:r>
+        <w:t>AI fallback testata e funzionante</w:t>
       </w:r>
     </w:p>
     <w:p/>
@@ -632,7 +672,7 @@
     <w:p/>
     <w:p>
       <w:r>
-        <w:t>"Il codice e' pronto anche per il cluster remoto, ma l'ultimo vincolo emerso e' infrastrutturale, non applicativo."</w:t>
+        <w:t>"Il sistema e' stato collaudato end-to-end con MongoDB e Solr in Docker. La demo mostra il flusso completo richiesto dalla traccia."</w:t>
       </w:r>
     </w:p>
     <w:p/>
@@ -647,7 +687,15 @@
         <w:pStyle w:val="ListBullet"/>
       </w:pPr>
       <w:r>
-        <w:t>screenshot `/health` con `mongo:error` e `solr:ok`</w:t>
+        <w:t>screenshot `/health` con `mongo:ok` e `solr:ok`</w:t>
+      </w:r>
+    </w:p>
+    <w:p>
+      <w:pPr>
+        <w:pStyle w:val="ListBullet"/>
+      </w:pPr>
+      <w:r>
+        <w:t>screenshot smoke test riuscito</w:t>
       </w:r>
     </w:p>
     <w:p/>

--- a/docs/presentazione_demo.docx
+++ b/docs/presentazione_demo.docx
@@ -713,7 +713,7 @@
         <w:pStyle w:val="ListBullet"/>
       </w:pPr>
       <w:r>
-        <w:t>OCR per scansioni</w:t>
+        <w:t>OCR per scansioni: permette di indicizzare PDF scansionati e archivi storici non testuali</w:t>
       </w:r>
     </w:p>
     <w:p>
@@ -721,7 +721,7 @@
         <w:pStyle w:val="ListBullet"/>
       </w:pPr>
       <w:r>
-        <w:t>permessi granulari per reparto</w:t>
+        <w:t>permessi granulari per reparto: limita l'accesso a CV, fatture o contratti in base al ruolo</w:t>
       </w:r>
     </w:p>
     <w:p>
@@ -729,7 +729,7 @@
         <w:pStyle w:val="ListBullet"/>
       </w:pPr>
       <w:r>
-        <w:t>UI frontend</w:t>
+        <w:t>UI frontend: rende il sistema usabile da utenti non tecnici senza Swagger</w:t>
       </w:r>
     </w:p>
     <w:p>
@@ -737,7 +737,7 @@
         <w:pStyle w:val="ListBullet"/>
       </w:pPr>
       <w:r>
-        <w:t>espansione AI sulla ricerca</w:t>
+        <w:t>espansione AI sulla ricerca: migliora query brevi o ambigue con sinonimi e termini correlati</w:t>
       </w:r>
     </w:p>
     <w:p>
@@ -745,7 +745,15 @@
         <w:pStyle w:val="ListBullet"/>
       </w:pPr>
       <w:r>
-        <w:t>riassunto contestuale in consultazione</w:t>
+        <w:t>riassunto contestuale in consultazione: aiuta a leggere rapidamente documenti lunghi</w:t>
+      </w:r>
+    </w:p>
+    <w:p>
+      <w:pPr>
+        <w:pStyle w:val="ListBullet"/>
+      </w:pPr>
+      <w:r>
+        <w:t>dashboard audit: mostra caricamenti, ricerche, errori e utilizzo del sistema</w:t>
       </w:r>
     </w:p>
     <w:p/>
